--- a/docs/ba/srs/srs.vi.docx
+++ b/docs/ba/srs/srs.vi.docx
@@ -45,7 +45,7 @@
         <w:jc w:val="center"/>
       </w:pPr>
       <w:r>
-        <w:t>Trạng thái: Draft v1.4</w:t>
+        <w:t>Trạng thái: Draft v1.5</w:t>
       </w:r>
     </w:p>
     <w:p>
@@ -53,7 +53,7 @@
         <w:jc w:val="center"/>
       </w:pPr>
       <w:r>
-        <w:t>Cập nhật lần cuối: 2026-07-22</w:t>
+        <w:t>Cập nhật lần cuối: 2026-07-24</w:t>
       </w:r>
     </w:p>
     <w:p>
@@ -714,6 +714,110 @@
                 <w:sz w:val="18"/>
               </w:rPr>
               <w:t>Đồng bộ requirement về authentication/session, shared PostgreSQL/Render, attachment object storage, email outbox và AI audit có human review với baseline mentor review đã triển khai.</w:t>
+            </w:r>
+          </w:p>
+        </w:tc>
+        <w:tc>
+          <w:tcPr>
+            <w:tcW w:type="dxa" w:w="1662"/>
+            <w:vAlign w:val="center"/>
+          </w:tcPr>
+          <w:p>
+            <w:r/>
+            <w:r>
+              <w:rPr>
+                <w:rFonts w:ascii="Arial" w:hAnsi="Arial"/>
+                <w:b w:val="0"/>
+                <w:sz w:val="18"/>
+              </w:rPr>
+              <w:t>Draft</w:t>
+            </w:r>
+          </w:p>
+        </w:tc>
+      </w:tr>
+      <w:tr>
+        <w:tc>
+          <w:tcPr>
+            <w:tcW w:type="dxa" w:w="1662"/>
+            <w:vAlign w:val="center"/>
+          </w:tcPr>
+          <w:p>
+            <w:r/>
+            <w:r>
+              <w:rPr>
+                <w:rFonts w:ascii="Arial" w:hAnsi="Arial"/>
+                <w:b w:val="0"/>
+                <w:sz w:val="18"/>
+              </w:rPr>
+              <w:t>v1.5</w:t>
+            </w:r>
+          </w:p>
+        </w:tc>
+        <w:tc>
+          <w:tcPr>
+            <w:tcW w:type="dxa" w:w="1662"/>
+            <w:vAlign w:val="center"/>
+          </w:tcPr>
+          <w:p>
+            <w:r/>
+            <w:r>
+              <w:rPr>
+                <w:rFonts w:ascii="Arial" w:hAnsi="Arial"/>
+                <w:b w:val="0"/>
+                <w:sz w:val="18"/>
+              </w:rPr>
+              <w:t>2026-07-24</w:t>
+            </w:r>
+          </w:p>
+        </w:tc>
+        <w:tc>
+          <w:tcPr>
+            <w:tcW w:type="dxa" w:w="1662"/>
+            <w:vAlign w:val="center"/>
+          </w:tcPr>
+          <w:p>
+            <w:r/>
+            <w:r>
+              <w:rPr>
+                <w:rFonts w:ascii="Arial" w:hAnsi="Arial"/>
+                <w:b w:val="0"/>
+                <w:sz w:val="18"/>
+              </w:rPr>
+              <w:t>IDTS Project Team</w:t>
+            </w:r>
+          </w:p>
+        </w:tc>
+        <w:tc>
+          <w:tcPr>
+            <w:tcW w:type="dxa" w:w="1662"/>
+            <w:vAlign w:val="center"/>
+          </w:tcPr>
+          <w:p>
+            <w:r/>
+            <w:r>
+              <w:rPr>
+                <w:rFonts w:ascii="Arial" w:hAnsi="Arial"/>
+                <w:b w:val="0"/>
+                <w:sz w:val="18"/>
+              </w:rPr>
+              <w:t>Mentor / Supervisor</w:t>
+            </w:r>
+          </w:p>
+        </w:tc>
+        <w:tc>
+          <w:tcPr>
+            <w:tcW w:type="dxa" w:w="1662"/>
+            <w:vAlign w:val="center"/>
+          </w:tcPr>
+          <w:p>
+            <w:r/>
+            <w:r>
+              <w:rPr>
+                <w:rFonts w:ascii="Arial" w:hAnsi="Arial"/>
+                <w:b w:val="0"/>
+                <w:sz w:val="18"/>
+              </w:rPr>
+              <w:t>Bổ sung OData base path đã deploy, exact workflow-action audit code và giới hạn review state hiện chỉ PENDING của AiSuggestions.</w:t>
             </w:r>
           </w:p>
         </w:tc>
@@ -9362,7 +9466,7 @@
                 <w:b w:val="0"/>
                 <w:sz w:val="18"/>
               </w:rPr>
-              <w:t>Source-linked suggestion shall chỉ persist normalized safe data trong AiSuggestions, gồm review status khi áp dụng; audit row không phải autonomous workflow decision.</w:t>
+              <w:t>Source-linked suggestion chỉ được persist normalized safe data trong AiSuggestions. Implementation hiện tạo audit row ở PENDING và chưa expose public action lưu ACCEPTED, REJECTED hoặc IGNORED; audit row không phải autonomous workflow decision.</w:t>
             </w:r>
           </w:p>
         </w:tc>
@@ -10451,7 +10555,7 @@
                 <w:b w:val="0"/>
                 <w:sz w:val="18"/>
               </w:rPr>
-              <w:t>IDTS shall lưu normalized source-linked suggestion và human-review state trong AiSuggestions, không lưu raw prompt, raw provider response, credential, attachment content hoặc hidden reasoning.</w:t>
+              <w:t>IDTS lưu normalized source-linked suggestion trong AiSuggestions, không lưu raw prompt, raw provider response, credential, attachment content hoặc hidden reasoning. Các source-linked row hiện bắt đầu và giữ ở PENDING cho tới khi có feature review-state được duyệt riêng.</w:t>
             </w:r>
           </w:p>
         </w:tc>
@@ -10504,7 +10608,7 @@
                 <w:b w:val="0"/>
                 <w:sz w:val="18"/>
               </w:rPr>
-              <w:t>SRS-DATA-009</w:t>
+              <w:t>SRS-DATA-012</w:t>
             </w:r>
           </w:p>
         </w:tc>
@@ -10538,7 +10642,7 @@
                 <w:b w:val="0"/>
                 <w:sz w:val="18"/>
               </w:rPr>
-              <w:t>IDTS shall lưu history logs như bug-owned audit records.</w:t>
+              <w:t>IDTS lưu history logs như bug-owned audit records.</w:t>
             </w:r>
           </w:p>
         </w:tc>
@@ -10887,6 +10991,216 @@
                 <w:sz w:val="18"/>
               </w:rPr>
               <w:t>Inspection và test</w:t>
+            </w:r>
+          </w:p>
+        </w:tc>
+      </w:tr>
+      <w:tr>
+        <w:tc>
+          <w:tcPr>
+            <w:tcW w:type="dxa" w:w="2493"/>
+            <w:vAlign w:val="center"/>
+          </w:tcPr>
+          <w:p>
+            <w:r/>
+            <w:r>
+              <w:rPr>
+                <w:rFonts w:ascii="Arial" w:hAnsi="Arial"/>
+                <w:b w:val="0"/>
+                <w:sz w:val="18"/>
+              </w:rPr>
+              <w:t>SRS-IF-ODATA-004</w:t>
+            </w:r>
+          </w:p>
+        </w:tc>
+        <w:tc>
+          <w:tcPr>
+            <w:tcW w:type="dxa" w:w="2493"/>
+            <w:vAlign w:val="center"/>
+          </w:tcPr>
+          <w:p>
+            <w:r/>
+            <w:r>
+              <w:rPr>
+                <w:rFonts w:ascii="Arial" w:hAnsi="Arial"/>
+                <w:b w:val="0"/>
+                <w:sz w:val="18"/>
+              </w:rPr>
+              <w:t>Base path của authentication service đã deploy là /odata/v4/auth/, còn base path của protected bug-management service là /odata/v4/bug/.</w:t>
+            </w:r>
+          </w:p>
+        </w:tc>
+        <w:tc>
+          <w:tcPr>
+            <w:tcW w:type="dxa" w:w="2493"/>
+            <w:vAlign w:val="center"/>
+          </w:tcPr>
+          <w:p>
+            <w:r/>
+            <w:r>
+              <w:rPr>
+                <w:rFonts w:ascii="Arial" w:hAnsi="Arial"/>
+                <w:b w:val="0"/>
+                <w:sz w:val="18"/>
+              </w:rPr>
+              <w:t>Must</w:t>
+            </w:r>
+          </w:p>
+        </w:tc>
+        <w:tc>
+          <w:tcPr>
+            <w:tcW w:type="dxa" w:w="2493"/>
+            <w:vAlign w:val="center"/>
+          </w:tcPr>
+          <w:p>
+            <w:r/>
+            <w:r>
+              <w:rPr>
+                <w:rFonts w:ascii="Arial" w:hAnsi="Arial"/>
+                <w:b w:val="0"/>
+                <w:sz w:val="18"/>
+              </w:rPr>
+              <w:t>Metadata inspection và HTTP test</w:t>
+            </w:r>
+          </w:p>
+        </w:tc>
+      </w:tr>
+      <w:tr>
+        <w:tc>
+          <w:tcPr>
+            <w:tcW w:type="dxa" w:w="2493"/>
+            <w:vAlign w:val="center"/>
+          </w:tcPr>
+          <w:p>
+            <w:r/>
+            <w:r>
+              <w:rPr>
+                <w:rFonts w:ascii="Arial" w:hAnsi="Arial"/>
+                <w:b w:val="0"/>
+                <w:sz w:val="18"/>
+              </w:rPr>
+              <w:t>SRS-IF-ODATA-005</w:t>
+            </w:r>
+          </w:p>
+        </w:tc>
+        <w:tc>
+          <w:tcPr>
+            <w:tcW w:type="dxa" w:w="2493"/>
+            <w:vAlign w:val="center"/>
+          </w:tcPr>
+          <w:p>
+            <w:r/>
+            <w:r>
+              <w:rPr>
+                <w:rFonts w:ascii="Arial" w:hAnsi="Arial"/>
+                <w:b w:val="0"/>
+                <w:sz w:val="18"/>
+              </w:rPr>
+              <w:t>Tạo/sửa draft dùng các CAP draft event NEW, PATCH lặp lại và SAVE; active persistence tiếp tục dùng CREATE cho Bug active mới và UPDATE cho Bug active được sửa.</w:t>
+            </w:r>
+          </w:p>
+        </w:tc>
+        <w:tc>
+          <w:tcPr>
+            <w:tcW w:type="dxa" w:w="2493"/>
+            <w:vAlign w:val="center"/>
+          </w:tcPr>
+          <w:p>
+            <w:r/>
+            <w:r>
+              <w:rPr>
+                <w:rFonts w:ascii="Arial" w:hAnsi="Arial"/>
+                <w:b w:val="0"/>
+                <w:sz w:val="18"/>
+              </w:rPr>
+              <w:t>Must</w:t>
+            </w:r>
+          </w:p>
+        </w:tc>
+        <w:tc>
+          <w:tcPr>
+            <w:tcW w:type="dxa" w:w="2493"/>
+            <w:vAlign w:val="center"/>
+          </w:tcPr>
+          <w:p>
+            <w:r/>
+            <w:r>
+              <w:rPr>
+                <w:rFonts w:ascii="Arial" w:hAnsi="Arial"/>
+                <w:b w:val="0"/>
+                <w:sz w:val="18"/>
+              </w:rPr>
+              <w:t>Handler trace và integration test</w:t>
+            </w:r>
+          </w:p>
+        </w:tc>
+      </w:tr>
+      <w:tr>
+        <w:tc>
+          <w:tcPr>
+            <w:tcW w:type="dxa" w:w="2493"/>
+            <w:vAlign w:val="center"/>
+          </w:tcPr>
+          <w:p>
+            <w:r/>
+            <w:r>
+              <w:rPr>
+                <w:rFonts w:ascii="Arial" w:hAnsi="Arial"/>
+                <w:b w:val="0"/>
+                <w:sz w:val="18"/>
+              </w:rPr>
+              <w:t>SRS-IF-ODATA-006</w:t>
+            </w:r>
+          </w:p>
+        </w:tc>
+        <w:tc>
+          <w:tcPr>
+            <w:tcW w:type="dxa" w:w="2493"/>
+            <w:vAlign w:val="center"/>
+          </w:tcPr>
+          <w:p>
+            <w:r/>
+            <w:r>
+              <w:rPr>
+                <w:rFonts w:ascii="Arial" w:hAnsi="Arial"/>
+                <w:b w:val="0"/>
+                <w:sz w:val="18"/>
+              </w:rPr>
+              <w:t>Audit catalog phải phân biệt 11 exact workflow command: ASSIGN_TO_DEVELOPER, MOVE_TO_PENDING_ASSIGNMENT, MARK_IN_REVIEW, REQUEST_MORE_INFORMATION, RESUBMIT_TO_DEVELOPER, REJECT_BUG, START_PROGRESS, RESOLVE_BUG, SEND_TO_RETEST, CLOSE_BUG và REOPEN_BUG.</w:t>
+            </w:r>
+          </w:p>
+        </w:tc>
+        <w:tc>
+          <w:tcPr>
+            <w:tcW w:type="dxa" w:w="2493"/>
+            <w:vAlign w:val="center"/>
+          </w:tcPr>
+          <w:p>
+            <w:r/>
+            <w:r>
+              <w:rPr>
+                <w:rFonts w:ascii="Arial" w:hAnsi="Arial"/>
+                <w:b w:val="0"/>
+                <w:sz w:val="18"/>
+              </w:rPr>
+              <w:t>Must</w:t>
+            </w:r>
+          </w:p>
+        </w:tc>
+        <w:tc>
+          <w:tcPr>
+            <w:tcW w:type="dxa" w:w="2493"/>
+            <w:vAlign w:val="center"/>
+          </w:tcPr>
+          <w:p>
+            <w:r/>
+            <w:r>
+              <w:rPr>
+                <w:rFonts w:ascii="Arial" w:hAnsi="Arial"/>
+                <w:b w:val="0"/>
+                <w:sz w:val="18"/>
+              </w:rPr>
+              <w:t>Database inspection và IDTS-89 regression</w:t>
             </w:r>
           </w:p>
         </w:tc>
